--- a/交接文档.docx
+++ b/交接文档.docx
@@ -6,9 +6,6 @@
       <w:pPr>
         <w:pStyle w:val="1"/>
         <w:jc w:val="center"/>
-        <w:rPr>
-          <w:rFonts w:hint="eastAsia"/>
-        </w:rPr>
       </w:pPr>
       <w:r>
         <w:rPr>
@@ -24,9 +21,6 @@
           <w:ilvl w:val="0"/>
           <w:numId w:val="1"/>
         </w:numPr>
-        <w:rPr>
-          <w:rFonts w:hint="eastAsia"/>
-        </w:rPr>
       </w:pPr>
       <w:r>
         <w:rPr>
@@ -38,9 +32,6 @@
     <w:p>
       <w:pPr>
         <w:pStyle w:val="3"/>
-        <w:rPr>
-          <w:rFonts w:hint="eastAsia"/>
-        </w:rPr>
       </w:pPr>
       <w:r>
         <w:rPr>
@@ -52,29 +43,12 @@
     <w:p>
       <w:pPr>
         <w:ind w:firstLine="360"/>
-        <w:rPr>
-          <w:rFonts w:hint="eastAsia"/>
-        </w:rPr>
-      </w:pPr>
-      <w:r>
-        <w:rPr>
-          <w:rFonts w:hint="eastAsia"/>
-        </w:rPr>
-        <w:t>数据组为了测试效率问题，仍然会修改</w:t>
-      </w:r>
-      <w:proofErr w:type="spellStart"/>
-      <w:r>
-        <w:rPr>
-          <w:rFonts w:hint="eastAsia"/>
-        </w:rPr>
-        <w:t>hbase</w:t>
-      </w:r>
-      <w:proofErr w:type="spellEnd"/>
-      <w:r>
-        <w:rPr>
-          <w:rFonts w:hint="eastAsia"/>
-        </w:rPr>
-        <w:t>的表结构，表名字等等，需要我们一起配合修改测试</w:t>
+      </w:pPr>
+      <w:r>
+        <w:rPr>
+          <w:rFonts w:hint="eastAsia"/>
+        </w:rPr>
+        <w:t>数据组为了测试效率问题，仍然会修改hbase的表结构，表名字等等，需要我们一起配合修改测试</w:t>
       </w:r>
     </w:p>
     <w:p>
@@ -85,21 +59,12 @@
         <w:rPr>
           <w:rFonts w:hint="eastAsia"/>
         </w:rPr>
-        <w:t>1.2</w:t>
-      </w:r>
-      <w:r>
-        <w:rPr>
-          <w:rFonts w:hint="eastAsia"/>
-        </w:rPr>
-        <w:t>对接测试</w:t>
+        <w:t>1.2对接测试</w:t>
       </w:r>
     </w:p>
     <w:p>
       <w:pPr>
         <w:ind w:firstLine="360"/>
-        <w:rPr>
-          <w:rFonts w:hint="eastAsia"/>
-        </w:rPr>
       </w:pPr>
       <w:r>
         <w:rPr>
@@ -115,31 +80,17 @@
           <w:ilvl w:val="0"/>
           <w:numId w:val="1"/>
         </w:numPr>
-        <w:rPr>
-          <w:rFonts w:hint="eastAsia"/>
-        </w:rPr>
-      </w:pPr>
-      <w:proofErr w:type="spellStart"/>
-      <w:r>
-        <w:rPr>
-          <w:rFonts w:hint="eastAsia"/>
-        </w:rPr>
-        <w:t>simkey</w:t>
-      </w:r>
-      <w:proofErr w:type="spellEnd"/>
-      <w:r>
-        <w:rPr>
-          <w:rFonts w:hint="eastAsia"/>
-        </w:rPr>
-        <w:t>项目</w:t>
+      </w:pPr>
+      <w:r>
+        <w:rPr>
+          <w:rFonts w:hint="eastAsia"/>
+        </w:rPr>
+        <w:t>simkey项目</w:t>
       </w:r>
     </w:p>
     <w:p>
       <w:pPr>
         <w:pStyle w:val="3"/>
-        <w:rPr>
-          <w:rFonts w:hint="eastAsia"/>
-        </w:rPr>
       </w:pPr>
       <w:r>
         <w:rPr>
@@ -151,9 +102,6 @@
     <w:p>
       <w:pPr>
         <w:ind w:firstLine="360"/>
-        <w:rPr>
-          <w:rFonts w:hint="eastAsia"/>
-        </w:rPr>
       </w:pPr>
       <w:r>
         <w:rPr>
@@ -169,9 +117,6 @@
           <w:ilvl w:val="0"/>
           <w:numId w:val="1"/>
         </w:numPr>
-        <w:rPr>
-          <w:rFonts w:hint="eastAsia"/>
-        </w:rPr>
       </w:pPr>
       <w:r>
         <w:rPr>
@@ -183,29 +128,12 @@
     <w:p>
       <w:pPr>
         <w:ind w:left="360"/>
-        <w:rPr>
-          <w:rFonts w:hint="eastAsia"/>
-        </w:rPr>
-      </w:pPr>
-      <w:r>
-        <w:rPr>
-          <w:rFonts w:hint="eastAsia"/>
-        </w:rPr>
-        <w:t>只负责</w:t>
-      </w:r>
-      <w:proofErr w:type="spellStart"/>
-      <w:r>
-        <w:rPr>
-          <w:rFonts w:hint="eastAsia"/>
-        </w:rPr>
-        <w:t>nginx</w:t>
-      </w:r>
-      <w:proofErr w:type="spellEnd"/>
-      <w:r>
-        <w:rPr>
-          <w:rFonts w:hint="eastAsia"/>
-        </w:rPr>
-        <w:t>相关配置</w:t>
+      </w:pPr>
+      <w:r>
+        <w:rPr>
+          <w:rFonts w:hint="eastAsia"/>
+        </w:rPr>
+        <w:t>只负责nginx相关配置</w:t>
       </w:r>
     </w:p>
     <w:p>
@@ -215,15 +143,10 @@
           <w:ilvl w:val="0"/>
           <w:numId w:val="1"/>
         </w:numPr>
-        <w:rPr>
-          <w:rFonts w:hint="eastAsia"/>
-        </w:rPr>
-      </w:pPr>
-      <w:proofErr w:type="spellStart"/>
+      </w:pPr>
       <w:r>
         <w:t>cbss</w:t>
       </w:r>
-      <w:proofErr w:type="spellEnd"/>
       <w:r>
         <w:rPr>
           <w:rFonts w:hint="eastAsia"/>
@@ -234,15 +157,21 @@
     <w:p>
       <w:pPr>
         <w:ind w:firstLine="360"/>
-        <w:rPr>
-          <w:rFonts w:hint="eastAsia"/>
-        </w:rPr>
       </w:pPr>
       <w:r>
         <w:rPr>
           <w:rFonts w:hint="eastAsia"/>
         </w:rPr>
         <w:t>暂时无问题</w:t>
+      </w:r>
+    </w:p>
+    <w:p>
+      <w:pPr>
+        <w:ind w:firstLine="360"/>
+      </w:pPr>
+      <w:r>
+        <w:lastRenderedPageBreak/>
+        <w:t>abcdeghijklmnopqrstuvwxyz</w:t>
       </w:r>
       <w:bookmarkStart w:id="0" w:name="_GoBack"/>
       <w:bookmarkEnd w:id="0"/>
